--- a/10/tendencii-razvitiya/Вариант 17.docx
+++ b/10/tendencii-razvitiya/Вариант 17.docx
@@ -85,7 +85,27 @@
     </w:p>
     <w:p>
       <w:r>
+        <w:t>1.1. Состав дистрибутива.....................................3</w:t>
+      </w:r>
+    </w:p>
+    <w:p>
+      <w:r>
+        <w:t>1.2. Запуск без установки....................................3</w:t>
+      </w:r>
+    </w:p>
+    <w:p>
+      <w:r>
         <w:t>2. Как проходит установка....................................4</w:t>
+      </w:r>
+    </w:p>
+    <w:p>
+      <w:r>
+        <w:t>2.1. Шаги установки..........................................4</w:t>
+      </w:r>
+    </w:p>
+    <w:p>
+      <w:r>
+        <w:t>2.2. Разметка диска и резервная копия........................4</w:t>
       </w:r>
     </w:p>
     <w:p>
@@ -133,6 +153,11 @@
     <w:p/>
     <w:p>
       <w:r>
+        <w:t>1.1. Состав дистрибутива</w:t>
+      </w:r>
+    </w:p>
+    <w:p>
+      <w:r>
         <w:tab/>
         <w:t>Дистрибутив — это комплект: ядро системы, набор драйверов, служебные программы  и программа-установщик. Его записывают на флешку или диск, с которого компьютер умеет загружаться,  минуя установленную систему.</w:t>
       </w:r>
@@ -141,6 +166,11 @@
       <w:r>
         <w:tab/>
         <w:t>Дистрибутивы одной и той же системы бывают разными  по составу: домашний, для организаций, для  серверов.  Различаются они не столько устройством,  сколько набором включённых компонентов и условиями лицензии.</w:t>
+      </w:r>
+    </w:p>
+    <w:p>
+      <w:r>
+        <w:t>1.2. Запуск без установки</w:t>
       </w:r>
     </w:p>
     <w:p>
@@ -158,12 +188,22 @@
     <w:p/>
     <w:p>
       <w:r>
+        <w:t>2.1. Шаги установки</w:t>
+      </w:r>
+    </w:p>
+    <w:p>
+      <w:r>
         <w:t>Сначала компьютер загружается с носителя — для этого в настройках указывают порядок загрузки. Затем установщик размечает диск на разделы: обычно отдельный для системы и отдельный для данных пользователя.</w:t>
       </w:r>
     </w:p>
     <w:p>
       <w:r>
         <w:t>Дальше копируются файлы, устанавливаются драйверы под найденное оборудование, создаётся первая  учётная запись. В конце система настраивает загрузчик  — небольшую программу, которая при включении и запускает систему.</w:t>
+      </w:r>
+    </w:p>
+    <w:p>
+      <w:r>
+        <w:t>2.2. Разметка диска и резервная копия</w:t>
       </w:r>
     </w:p>
     <w:p>
